--- a/doc/MALLORN_Report.docx
+++ b/doc/MALLORN_Report.docx
@@ -12,62 +12,6 @@
       </w:pPr>
       <w:r>
         <w:t>MALLORN Astronomical Classification Challenge</w:t>
-      </w:r>
-    </w:p>
-    <w:p>
-      <w:pPr>
-        <w:pStyle w:val="Heading1"/>
-        <w:rPr>
-          <w:b w:val="0"/>
-          <w:bCs w:val="0"/>
-        </w:rPr>
-      </w:pPr>
-      <w:r>
-        <w:rPr>
-          <w:b w:val="0"/>
-          <w:bCs w:val="0"/>
-        </w:rPr>
-        <w:t>Overview</w:t>
-      </w:r>
-    </w:p>
-    <w:p>
-      <w:r>
-        <w:t>This project tackles the MALLORN Astronomical Classification Challenge Kaggle competition. The goal is to identify Tidal Disruption Events (TDEs) — stars torn apart by supermassive black holes — from simulated LSST multi-band light curves constructed from real ZTF observations.</w:t>
-      </w:r>
-    </w:p>
-    <w:p>
-      <w:r>
-        <w:t>Competition Metric: F1 Score (binary classification, target = 1 for TDE).</w:t>
-      </w:r>
-    </w:p>
-    <w:p>
-      <w:r>
-        <w:t xml:space="preserve">Kaggle Profile: </w:t>
-      </w:r>
-      <w:hyperlink r:id="rId6">
-        <w:r>
-          <w:rPr>
-            <w:color w:val="0563C1"/>
-            <w:u w:val="single"/>
-          </w:rPr>
-          <w:t>jackieveloped</w:t>
-        </w:r>
-      </w:hyperlink>
-    </w:p>
-    <w:p>
-      <w:pPr>
-        <w:pStyle w:val="Heading1"/>
-        <w:rPr>
-          <w:b w:val="0"/>
-          <w:bCs w:val="0"/>
-        </w:rPr>
-      </w:pPr>
-      <w:r>
-        <w:rPr>
-          <w:b w:val="0"/>
-          <w:bCs w:val="0"/>
-        </w:rPr>
-        <w:t>Dataset</w:t>
       </w:r>
     </w:p>
     <w:tbl>
@@ -306,296 +250,6 @@
         </w:tc>
       </w:tr>
     </w:tbl>
-    <w:p/>
-    <w:p>
-      <w:r>
-        <w:t>The training set is severely imbalanced (~2% TDE). Non-TDE objects include AGN (Active Galactic Nuclei) and Type II Supernovae (SN II).</w:t>
-      </w:r>
-    </w:p>
-    <w:p>
-      <w:r>
-        <w:t>Each object has:</w:t>
-      </w:r>
-    </w:p>
-    <w:p>
-      <w:pPr>
-        <w:pStyle w:val="ListBullet"/>
-      </w:pPr>
-      <w:r>
-        <w:t>Metadata: redshift (Z, Z_err), extinction (EBV), spectral type (SpecType)</w:t>
-      </w:r>
-    </w:p>
-    <w:p>
-      <w:pPr>
-        <w:pStyle w:val="ListBullet"/>
-      </w:pPr>
-      <w:r>
-        <w:t>Light curves: multi-band (u, g, r, i, z, y) time-series photometry split across 20 data files</w:t>
-      </w:r>
-    </w:p>
-    <w:p>
-      <w:pPr>
-        <w:pStyle w:val="Heading1"/>
-        <w:rPr>
-          <w:b w:val="0"/>
-          <w:bCs w:val="0"/>
-        </w:rPr>
-      </w:pPr>
-      <w:r>
-        <w:rPr>
-          <w:b w:val="0"/>
-          <w:bCs w:val="0"/>
-        </w:rPr>
-        <w:t>Data Parsing</w:t>
-      </w:r>
-    </w:p>
-    <w:p>
-      <w:r>
-        <w:t>The competition data is split into two parts: metadata and light curves.</w:t>
-      </w:r>
-    </w:p>
-    <w:p>
-      <w:pPr>
-        <w:pStyle w:val="Heading2"/>
-        <w:rPr>
-          <w:b w:val="0"/>
-          <w:bCs w:val="0"/>
-        </w:rPr>
-      </w:pPr>
-      <w:r>
-        <w:rPr>
-          <w:b w:val="0"/>
-          <w:bCs w:val="0"/>
-        </w:rPr>
-        <w:t>Metadata</w:t>
-      </w:r>
-    </w:p>
-    <w:p>
-      <w:r>
-        <w:t>Two CSV files at the top level:</w:t>
-      </w:r>
-    </w:p>
-    <w:p>
-      <w:pPr>
-        <w:pStyle w:val="ListBullet"/>
-      </w:pPr>
-      <w:r>
-        <w:t>train_log.csv — 3,043 training objects with columns: object_id, Z, Z_err, EBV, SpecType, split, target</w:t>
-      </w:r>
-    </w:p>
-    <w:p>
-      <w:pPr>
-        <w:pStyle w:val="ListBullet"/>
-      </w:pPr>
-      <w:r>
-        <w:t>test_log.csv — 7,135 test objects with the same columns (except target)</w:t>
-      </w:r>
-    </w:p>
-    <w:p>
-      <w:pPr>
-        <w:pStyle w:val="Heading2"/>
-        <w:rPr>
-          <w:b w:val="0"/>
-          <w:bCs w:val="0"/>
-        </w:rPr>
-      </w:pPr>
-      <w:r>
-        <w:rPr>
-          <w:b w:val="0"/>
-          <w:bCs w:val="0"/>
-        </w:rPr>
-        <w:t>Light Curves</w:t>
-      </w:r>
-    </w:p>
-    <w:p>
-      <w:r>
-        <w:t>Light curve data is distributed across 20 subdirectories (split_01/ to split_20/), each containing train_full_lightcurves.csv and test_full_lightcurves.csv.</w:t>
-      </w:r>
-    </w:p>
-    <w:p>
-      <w:r>
-        <w:lastRenderedPageBreak/>
-        <w:t>Each light curve file has columns: object_id, Time (MJD), Flux, Flux_err, Filter (u/g/r/i/z/y).</w:t>
-      </w:r>
-    </w:p>
-    <w:p>
-      <w:r>
-        <w:t>Each split file contains ~26K (train) or ~59K (test) observation rows. To reconstruct a complete dataset, all 20 splits must be concatenated.</w:t>
-      </w:r>
-    </w:p>
-    <w:p>
-      <w:pPr>
-        <w:pStyle w:val="Heading1"/>
-        <w:rPr>
-          <w:b w:val="0"/>
-          <w:bCs w:val="0"/>
-        </w:rPr>
-      </w:pPr>
-      <w:r>
-        <w:rPr>
-          <w:b w:val="0"/>
-          <w:bCs w:val="0"/>
-        </w:rPr>
-        <w:t>Methodology</w:t>
-      </w:r>
-    </w:p>
-    <w:p>
-      <w:pPr>
-        <w:pStyle w:val="Heading2"/>
-        <w:rPr>
-          <w:b w:val="0"/>
-          <w:bCs w:val="0"/>
-        </w:rPr>
-      </w:pPr>
-      <w:r>
-        <w:rPr>
-          <w:b w:val="0"/>
-          <w:bCs w:val="0"/>
-        </w:rPr>
-        <w:t>1. Feature Engineering</w:t>
-      </w:r>
-    </w:p>
-    <w:p>
-      <w:r>
-        <w:t>We extract 190+ features from each object's light curve across several categories:</w:t>
-      </w:r>
-    </w:p>
-    <w:p>
-      <w:r>
-        <w:t>Global Flux Statistics (16 features)</w:t>
-      </w:r>
-    </w:p>
-    <w:p>
-      <w:r>
-        <w:t>Mean, std, median, min, max, range, skewness, kurtosis, percentiles (P10, P90), IQR, MAD, fraction above mean, fraction positive flux, inverse-variance weighted mean.</w:t>
-      </w:r>
-    </w:p>
-    <w:p>
-      <w:r>
-        <w:t>Error &amp; Signal-to-Noise Features (6 features)</w:t>
-      </w:r>
-    </w:p>
-    <w:p>
-      <w:r>
-        <w:t>Flux error mean/std/median, SNR mean/max/std.</w:t>
-      </w:r>
-    </w:p>
-    <w:p>
-      <w:r>
-        <w:t>Temporal Features (10 features)</w:t>
-      </w:r>
-    </w:p>
-    <w:p>
-      <w:r>
-        <w:t>Time span, cadence statistics, flux rate of change statistics, fraction of positive flux rate.</w:t>
-      </w:r>
-    </w:p>
-    <w:p>
-      <w:r>
-        <w:t>Peak Analysis (7 features)</w:t>
-      </w:r>
-    </w:p>
-    <w:p>
-      <w:r>
-        <w:t>Peak flux, peak phase, peak time, rise/decline rate, rise/decline duration, rise-to-decline ratio.</w:t>
-      </w:r>
-    </w:p>
-    <w:p>
-      <w:r>
-        <w:t>Variability Indices (4 features)</w:t>
-      </w:r>
-    </w:p>
-    <w:p>
-      <w:r>
-        <w:t>Stetson J index, Von Neumann ratio, excess variance, number of peaks.</w:t>
-      </w:r>
-    </w:p>
-    <w:p>
-      <w:r>
-        <w:t>Per-Filter Features (17 x 6 = 102 features)</w:t>
-      </w:r>
-    </w:p>
-    <w:p>
-      <w:r>
-        <w:t>For each LSST band (u, g, r, i, z, y): count, mean, std, max, min, range, skewness, kurtosis, SNR, weighted mean, MAD, P10, P90, positive fraction, max rate, mean rate, peak phase, Stetson J.</w:t>
-      </w:r>
-    </w:p>
-    <w:p>
-      <w:r>
-        <w:t>Color Features (18 features)</w:t>
-      </w:r>
-    </w:p>
-    <w:p>
-      <w:r>
-        <w:t>Mean and peak flux differences between band pairs, color variability in (g-r) and (r-i).</w:t>
-      </w:r>
-    </w:p>
-    <w:p>
-      <w:r>
-        <w:t>Cross-Filter Timing (3 features)</w:t>
-      </w:r>
-    </w:p>
-    <w:p>
-      <w:r>
-        <w:t>Peak delay between bands: (</w:t>
-      </w:r>
-      <w:proofErr w:type="gramStart"/>
-      <w:r>
-        <w:t>g,r</w:t>
-      </w:r>
-      <w:proofErr w:type="gramEnd"/>
-      <w:r>
-        <w:t>), (</w:t>
-      </w:r>
-      <w:proofErr w:type="gramStart"/>
-      <w:r>
-        <w:t>r,i</w:t>
-      </w:r>
-      <w:proofErr w:type="gramEnd"/>
-      <w:r>
-        <w:t>), (</w:t>
-      </w:r>
-      <w:proofErr w:type="gramStart"/>
-      <w:r>
-        <w:t>i,z</w:t>
-      </w:r>
-      <w:proofErr w:type="gramEnd"/>
-      <w:r>
-        <w:t>).</w:t>
-      </w:r>
-    </w:p>
-    <w:p>
-      <w:r>
-        <w:t>Metadata Interaction Features (8 features)</w:t>
-      </w:r>
-    </w:p>
-    <w:p>
-      <w:r>
-        <w:t>Flux statistics divided by redshift, Z x EBV, log features, has_z_err indicator.</w:t>
-      </w:r>
-    </w:p>
-    <w:p>
-      <w:pPr>
-        <w:pStyle w:val="Heading2"/>
-        <w:rPr>
-          <w:b w:val="0"/>
-          <w:bCs w:val="0"/>
-        </w:rPr>
-      </w:pPr>
-      <w:r>
-        <w:rPr>
-          <w:b w:val="0"/>
-          <w:bCs w:val="0"/>
-        </w:rPr>
-        <w:lastRenderedPageBreak/>
-        <w:t>2. Model Ensemble</w:t>
-      </w:r>
-    </w:p>
-    <w:p>
-      <w:r>
-        <w:t>We use a 3-model ensemble to maximize prediction diversity:</w:t>
-      </w:r>
-    </w:p>
     <w:tbl>
       <w:tblPr>
         <w:tblStyle w:val="LightGrid-Accent1"/>
@@ -837,205 +491,6 @@
         </w:tc>
       </w:tr>
     </w:tbl>
-    <w:p/>
-    <w:p>
-      <w:r>
-        <w:t>All models use scale_pos_weight (or class_weight="balanced") to handle the severe class imbalance.</w:t>
-      </w:r>
-    </w:p>
-    <w:p>
-      <w:pPr>
-        <w:pStyle w:val="Heading2"/>
-        <w:rPr>
-          <w:b w:val="0"/>
-          <w:bCs w:val="0"/>
-        </w:rPr>
-      </w:pPr>
-      <w:r>
-        <w:rPr>
-          <w:b w:val="0"/>
-          <w:bCs w:val="0"/>
-        </w:rPr>
-        <w:t>3. Cross-Validation</w:t>
-      </w:r>
-    </w:p>
-    <w:p>
-      <w:pPr>
-        <w:pStyle w:val="ListBullet"/>
-      </w:pPr>
-      <w:r>
-        <w:t>5-fold Stratified K-Fold ensures each fold preserves the TDE class ratio</w:t>
-      </w:r>
-    </w:p>
-    <w:p>
-      <w:pPr>
-        <w:pStyle w:val="ListBullet"/>
-      </w:pPr>
-      <w:r>
-        <w:t>Each model produces out-of-fold (OOF) predictions used for ensemble optimization</w:t>
-      </w:r>
-    </w:p>
-    <w:p>
-      <w:pPr>
-        <w:pStyle w:val="ListBullet"/>
-      </w:pPr>
-      <w:r>
-        <w:t>Early stopping (patience=150 rounds) for LightGBM and XGBoost</w:t>
-      </w:r>
-    </w:p>
-    <w:p>
-      <w:pPr>
-        <w:pStyle w:val="Heading2"/>
-        <w:rPr>
-          <w:b w:val="0"/>
-          <w:bCs w:val="0"/>
-        </w:rPr>
-      </w:pPr>
-      <w:r>
-        <w:rPr>
-          <w:b w:val="0"/>
-          <w:bCs w:val="0"/>
-        </w:rPr>
-        <w:t>4. Ensemble Weight &amp; Threshold Optimization</w:t>
-      </w:r>
-    </w:p>
-    <w:p>
-      <w:r>
-        <w:t>After cross-validation, we perform a grid search on OOF predictions to find optimal ensemble weights and classification threshold, jointly maximizing the F1 score.</w:t>
-      </w:r>
-    </w:p>
-    <w:p>
-      <w:pPr>
-        <w:pStyle w:val="Heading1"/>
-        <w:rPr>
-          <w:b w:val="0"/>
-          <w:bCs w:val="0"/>
-        </w:rPr>
-      </w:pPr>
-      <w:r>
-        <w:rPr>
-          <w:b w:val="0"/>
-          <w:bCs w:val="0"/>
-        </w:rPr>
-        <w:t>Experiments &amp; Results</w:t>
-      </w:r>
-    </w:p>
-    <w:p>
-      <w:r>
-        <w:t>We explored multiple approaches, progressively improving the pipeline. All scores are F1 on Kaggle's private/public leaderboard.</w:t>
-      </w:r>
-    </w:p>
-    <w:p>
-      <w:pPr>
-        <w:pStyle w:val="Heading2"/>
-        <w:rPr>
-          <w:b w:val="0"/>
-          <w:bCs w:val="0"/>
-        </w:rPr>
-      </w:pPr>
-      <w:r>
-        <w:rPr>
-          <w:b w:val="0"/>
-          <w:bCs w:val="0"/>
-        </w:rPr>
-        <w:lastRenderedPageBreak/>
-        <w:t>Kaggle Submission Results</w:t>
-      </w:r>
-    </w:p>
-    <w:p>
-      <w:pPr>
-        <w:jc w:val="center"/>
-      </w:pPr>
-      <w:r>
-        <w:rPr>
-          <w:noProof/>
-        </w:rPr>
-        <w:drawing>
-          <wp:inline distT="0" distB="0" distL="0" distR="0" wp14:anchorId="403A6254" wp14:editId="1ADB197E">
-            <wp:extent cx="5029200" cy="4564655"/>
-            <wp:effectExtent l="0" t="0" r="0" b="0"/>
-            <wp:docPr id="1" name="Picture 1"/>
-            <wp:cNvGraphicFramePr>
-              <a:graphicFrameLocks xmlns:a="http://schemas.openxmlformats.org/drawingml/2006/main" noChangeAspect="1"/>
-            </wp:cNvGraphicFramePr>
-            <a:graphic xmlns:a="http://schemas.openxmlformats.org/drawingml/2006/main">
-              <a:graphicData uri="http://schemas.openxmlformats.org/drawingml/2006/picture">
-                <pic:pic xmlns:pic="http://schemas.openxmlformats.org/drawingml/2006/picture">
-                  <pic:nvPicPr>
-                    <pic:cNvPr id="0" name="Snipaste_2026-03-08_22-47-25.png"/>
-                    <pic:cNvPicPr/>
-                  </pic:nvPicPr>
-                  <pic:blipFill>
-                    <a:blip r:embed="rId7"/>
-                    <a:stretch>
-                      <a:fillRect/>
-                    </a:stretch>
-                  </pic:blipFill>
-                  <pic:spPr>
-                    <a:xfrm>
-                      <a:off x="0" y="0"/>
-                      <a:ext cx="5029200" cy="4564655"/>
-                    </a:xfrm>
-                    <a:prstGeom prst="rect">
-                      <a:avLst/>
-                    </a:prstGeom>
-                  </pic:spPr>
-                </pic:pic>
-              </a:graphicData>
-            </a:graphic>
-          </wp:inline>
-        </w:drawing>
-      </w:r>
-    </w:p>
-    <w:p/>
-    <w:p>
-      <w:pPr>
-        <w:pStyle w:val="Heading2"/>
-        <w:rPr>
-          <w:b w:val="0"/>
-          <w:bCs w:val="0"/>
-        </w:rPr>
-      </w:pPr>
-      <w:r>
-        <w:rPr>
-          <w:b w:val="0"/>
-          <w:bCs w:val="0"/>
-        </w:rPr>
-        <w:t>Approach 1: Baseline Ensemble (LightGBM + XGBoost + ExtraTrees)</w:t>
-      </w:r>
-    </w:p>
-    <w:p>
-      <w:pPr>
-        <w:pStyle w:val="ListBullet"/>
-      </w:pPr>
-      <w:r>
-        <w:t>Features: ~150 hand-crafted features</w:t>
-      </w:r>
-    </w:p>
-    <w:p>
-      <w:pPr>
-        <w:pStyle w:val="ListBullet"/>
-      </w:pPr>
-      <w:r>
-        <w:t>Models: LightGBM, XGBoost, ExtraTrees with 5-fold stratified CV</w:t>
-      </w:r>
-    </w:p>
-    <w:p>
-      <w:pPr>
-        <w:pStyle w:val="ListBullet"/>
-      </w:pPr>
-      <w:r>
-        <w:t>Ensemble: Grid search over ensemble weights + threshold optimization on OOF predictions</w:t>
-      </w:r>
-    </w:p>
-    <w:p>
-      <w:pPr>
-        <w:pStyle w:val="ListBullet"/>
-      </w:pPr>
-      <w:r>
-        <w:t>No oversampling</w:t>
-      </w:r>
-    </w:p>
     <w:tbl>
       <w:tblPr>
         <w:tblStyle w:val="LightGrid-Accent1"/>
@@ -1171,133 +626,6 @@
         </w:tc>
       </w:tr>
     </w:tbl>
-    <w:p/>
-    <w:p>
-      <w:pPr>
-        <w:pStyle w:val="Heading2"/>
-        <w:rPr>
-          <w:b w:val="0"/>
-          <w:bCs w:val="0"/>
-        </w:rPr>
-      </w:pPr>
-      <w:r>
-        <w:rPr>
-          <w:b w:val="0"/>
-          <w:bCs w:val="0"/>
-        </w:rPr>
-        <w:t>Approach 2: Enhanced Features + Stacking + SMOTE</w:t>
-      </w:r>
-    </w:p>
-    <w:p>
-      <w:pPr>
-        <w:pStyle w:val="ListBullet"/>
-      </w:pPr>
-      <w:r>
-        <w:t>Features: ~267 features — added Bazin function fits, structure function, autocorrelation, flux asymmetry, rolling statistics, Stetson K index</w:t>
-      </w:r>
-    </w:p>
-    <w:p>
-      <w:pPr>
-        <w:pStyle w:val="ListBullet"/>
-      </w:pPr>
-      <w:r>
-        <w:t>Models: LightGBM, XGBoost, CatBoost, ExtraTrees, BalancedRandomForest (5-model)</w:t>
-      </w:r>
-    </w:p>
-    <w:p>
-      <w:pPr>
-        <w:pStyle w:val="ListBullet"/>
-      </w:pPr>
-      <w:r>
-        <w:t>SMOTE oversampling (k=3) within each CV fold</w:t>
-      </w:r>
-    </w:p>
-    <w:p>
-      <w:pPr>
-        <w:pStyle w:val="ListBullet"/>
-      </w:pPr>
-      <w:r>
-        <w:lastRenderedPageBreak/>
-        <w:t>Stacking: Logistic Regression meta-learner on base model outputs</w:t>
-      </w:r>
-    </w:p>
-    <w:p>
-      <w:pPr>
-        <w:pStyle w:val="ListBullet"/>
-      </w:pPr>
-      <w:r>
-        <w:t>10-fold CV with nested CV threshold selection</w:t>
-      </w:r>
-    </w:p>
-    <w:p>
-      <w:r>
-        <w:t>This approach did not yield a clear improvement over Approach 1, likely due to feature noise from the larger feature set and potential overfitting with 5 models on a small TDE sample.</w:t>
-      </w:r>
-    </w:p>
-    <w:p>
-      <w:pPr>
-        <w:pStyle w:val="Heading2"/>
-        <w:rPr>
-          <w:b w:val="0"/>
-          <w:bCs w:val="0"/>
-        </w:rPr>
-      </w:pPr>
-      <w:r>
-        <w:rPr>
-          <w:b w:val="0"/>
-          <w:bCs w:val="0"/>
-        </w:rPr>
-        <w:t>Approach 3: Feature Selection + Optuna Tuning + Pseudo-Labeling</w:t>
-      </w:r>
-    </w:p>
-    <w:p>
-      <w:pPr>
-        <w:pStyle w:val="ListBullet"/>
-      </w:pPr>
-      <w:r>
-        <w:t>Features: Top 60 features selected via multi-seed LightGBM importance</w:t>
-      </w:r>
-    </w:p>
-    <w:p>
-      <w:pPr>
-        <w:pStyle w:val="ListBullet"/>
-      </w:pPr>
-      <w:r>
-        <w:t>Models: LightGBM, XGBoost, CatBoost (focused 3-model ensemble)</w:t>
-      </w:r>
-    </w:p>
-    <w:p>
-      <w:pPr>
-        <w:pStyle w:val="ListBullet"/>
-      </w:pPr>
-      <w:r>
-        <w:t>Optuna: Bayesian hyperparameter tuning: 50 trials per model</w:t>
-      </w:r>
-    </w:p>
-    <w:p>
-      <w:pPr>
-        <w:pStyle w:val="ListBullet"/>
-      </w:pPr>
-      <w:r>
-        <w:t>SMOTE (k=3) within 10-fold CV</w:t>
-      </w:r>
-    </w:p>
-    <w:p>
-      <w:pPr>
-        <w:pStyle w:val="ListBullet"/>
-      </w:pPr>
-      <w:r>
-        <w:t>Pseudo-Labeling: 2 rounds of self-training on high-confidence test predictions</w:t>
-      </w:r>
-    </w:p>
-    <w:p>
-      <w:pPr>
-        <w:pStyle w:val="ListBullet"/>
-      </w:pPr>
-      <w:r>
-        <w:t>Nested CV threshold selection (median from 5-fold inner CV)</w:t>
-      </w:r>
-    </w:p>
     <w:tbl>
       <w:tblPr>
         <w:tblStyle w:val="LightGrid-Accent1"/>
@@ -1751,63 +1079,6 @@
         </w:tc>
       </w:tr>
     </w:tbl>
-    <w:p/>
-    <w:p>
-      <w:pPr>
-        <w:pStyle w:val="Heading2"/>
-        <w:rPr>
-          <w:b w:val="0"/>
-          <w:bCs w:val="0"/>
-        </w:rPr>
-      </w:pPr>
-      <w:r>
-        <w:rPr>
-          <w:b w:val="0"/>
-          <w:bCs w:val="0"/>
-        </w:rPr>
-        <w:t>Approach 4: MLP + Multi-Seed Blending</w:t>
-      </w:r>
-    </w:p>
-    <w:p>
-      <w:pPr>
-        <w:pStyle w:val="ListBullet"/>
-      </w:pPr>
-      <w:r>
-        <w:t>Features: Same top 60 features as Approach 3, with StandardScaler for MLP</w:t>
-      </w:r>
-    </w:p>
-    <w:p>
-      <w:pPr>
-        <w:pStyle w:val="ListBullet"/>
-      </w:pPr>
-      <w:r>
-        <w:t>Models: LightGBM, XGBoost, CatBoost, MLP (2-3 hidden layers)</w:t>
-      </w:r>
-    </w:p>
-    <w:p>
-      <w:pPr>
-        <w:pStyle w:val="ListBullet"/>
-      </w:pPr>
-      <w:r>
-        <w:t>Multi-seed blending: Each model trained with 3 seeds x 10-fold CV, predictions averaged</w:t>
-      </w:r>
-    </w:p>
-    <w:p>
-      <w:pPr>
-        <w:pStyle w:val="ListBullet"/>
-      </w:pPr>
-      <w:r>
-        <w:t>Optuna tuning for all 4 models (40-50 trials each)</w:t>
-      </w:r>
-    </w:p>
-    <w:p>
-      <w:pPr>
-        <w:pStyle w:val="ListBullet"/>
-      </w:pPr>
-      <w:r>
-        <w:t>2 rounds of pseudo-labeling</w:t>
-      </w:r>
-    </w:p>
     <w:tbl>
       <w:tblPr>
         <w:tblStyle w:val="LightGrid-Accent1"/>
@@ -1943,28 +1214,6 @@
         </w:tc>
       </w:tr>
     </w:tbl>
-    <w:p/>
-    <w:p>
-      <w:r>
-        <w:t>MLP underperformed tree-based models significantly. Multi-seed blending added training cost without improving over Approach 3.</w:t>
-      </w:r>
-    </w:p>
-    <w:p>
-      <w:pPr>
-        <w:pStyle w:val="Heading2"/>
-        <w:rPr>
-          <w:b w:val="0"/>
-          <w:bCs w:val="0"/>
-        </w:rPr>
-      </w:pPr>
-      <w:r>
-        <w:rPr>
-          <w:b w:val="0"/>
-          <w:bCs w:val="0"/>
-        </w:rPr>
-        <w:t>Summary</w:t>
-      </w:r>
-    </w:p>
     <w:tbl>
       <w:tblPr>
         <w:tblStyle w:val="LightGrid-Accent1"/>
@@ -2282,25 +1531,1125 @@
         </w:tc>
       </w:tr>
     </w:tbl>
-    <w:p/>
+    <w:p>
+      <w:pPr>
+        <w:pStyle w:val="Heading1"/>
+      </w:pPr>
+      <w:r>
+        <w:t>Overview</w:t>
+      </w:r>
+    </w:p>
     <w:p>
       <w:r>
-        <w:t>Best result: F1 = 0.5481 (Private) achieved by the Approach 3 ensemble and its pseudo-labeled variant.</w:t>
+        <w:t>This project tackles the MALLORN Astronomical Classification Challenge Kaggle competition. The goal is to identify Tidal Disruption Events (TDEs) — stars torn apart by supermassive black holes — from simulated LSST multi-band light curves constructed from real ZTF observations.</w:t>
+      </w:r>
+    </w:p>
+    <w:p>
+      <w:r>
+        <w:t>Competition Metric: F1 Score (binary classification, target = 1 for TDE).</w:t>
+      </w:r>
+    </w:p>
+    <w:p>
+      <w:r>
+        <w:t>Kaggle Profile: jackieveloped</w:t>
+      </w:r>
+    </w:p>
+    <w:p>
+      <w:pPr>
+        <w:pStyle w:val="Heading1"/>
+      </w:pPr>
+      <w:r>
+        <w:t>Dataset</w:t>
+      </w:r>
+    </w:p>
+    <w:tbl>
+      <w:tblPr>
+        <w:tblStyle w:val="TableGrid"/>
+        <w:tblW w:type="auto" w:w="0"/>
+        <w:tblLook w:firstColumn="1" w:firstRow="1" w:lastColumn="0" w:lastRow="0" w:noHBand="0" w:noVBand="1" w:val="04A0"/>
+      </w:tblPr>
+      <w:tblGrid>
+        <w:gridCol w:w="2160"/>
+        <w:gridCol w:w="2160"/>
+        <w:gridCol w:w="2160"/>
+        <w:gridCol w:w="2160"/>
+      </w:tblGrid>
+      <w:tr>
+        <w:tc>
+          <w:tcPr>
+            <w:tcW w:type="dxa" w:w="2160"/>
+          </w:tcPr>
+          <w:p>
+            <w:r>
+              <w:t>Split</w:t>
+            </w:r>
+          </w:p>
+        </w:tc>
+        <w:tc>
+          <w:tcPr>
+            <w:tcW w:type="dxa" w:w="2160"/>
+          </w:tcPr>
+          <w:p>
+            <w:r>
+              <w:t>Objects</w:t>
+            </w:r>
+          </w:p>
+        </w:tc>
+        <w:tc>
+          <w:tcPr>
+            <w:tcW w:type="dxa" w:w="2160"/>
+          </w:tcPr>
+          <w:p>
+            <w:r>
+              <w:t>TDE (target=1)</w:t>
+            </w:r>
+          </w:p>
+        </w:tc>
+        <w:tc>
+          <w:tcPr>
+            <w:tcW w:type="dxa" w:w="2160"/>
+          </w:tcPr>
+          <w:p>
+            <w:r>
+              <w:t>Non-TDE (target=0)</w:t>
+            </w:r>
+          </w:p>
+        </w:tc>
+      </w:tr>
+      <w:tr>
+        <w:tc>
+          <w:tcPr>
+            <w:tcW w:type="dxa" w:w="2160"/>
+          </w:tcPr>
+          <w:p>
+            <w:r>
+              <w:t>Train</w:t>
+            </w:r>
+          </w:p>
+        </w:tc>
+        <w:tc>
+          <w:tcPr>
+            <w:tcW w:type="dxa" w:w="2160"/>
+          </w:tcPr>
+          <w:p>
+            <w:r>
+              <w:t>3,043</w:t>
+            </w:r>
+          </w:p>
+        </w:tc>
+        <w:tc>
+          <w:tcPr>
+            <w:tcW w:type="dxa" w:w="2160"/>
+          </w:tcPr>
+          <w:p>
+            <w:r>
+              <w:t>~64</w:t>
+            </w:r>
+          </w:p>
+        </w:tc>
+        <w:tc>
+          <w:tcPr>
+            <w:tcW w:type="dxa" w:w="2160"/>
+          </w:tcPr>
+          <w:p>
+            <w:r>
+              <w:t>~2,979</w:t>
+            </w:r>
+          </w:p>
+        </w:tc>
+      </w:tr>
+      <w:tr>
+        <w:tc>
+          <w:tcPr>
+            <w:tcW w:type="dxa" w:w="2160"/>
+          </w:tcPr>
+          <w:p>
+            <w:r>
+              <w:t>Test</w:t>
+            </w:r>
+          </w:p>
+        </w:tc>
+        <w:tc>
+          <w:tcPr>
+            <w:tcW w:type="dxa" w:w="2160"/>
+          </w:tcPr>
+          <w:p>
+            <w:r>
+              <w:t>7,135</w:t>
+            </w:r>
+          </w:p>
+        </w:tc>
+        <w:tc>
+          <w:tcPr>
+            <w:tcW w:type="dxa" w:w="2160"/>
+          </w:tcPr>
+          <w:p>
+            <w:r>
+              <w:t>Unknown</w:t>
+            </w:r>
+          </w:p>
+        </w:tc>
+        <w:tc>
+          <w:tcPr>
+            <w:tcW w:type="dxa" w:w="2160"/>
+          </w:tcPr>
+          <w:p>
+            <w:r>
+              <w:t>Unknown</w:t>
+            </w:r>
+          </w:p>
+        </w:tc>
+      </w:tr>
+    </w:tbl>
+    <w:p>
+      <w:r>
+        <w:t>The training set is severely imbalanced (~2% TDE). Non-TDE objects include AGN (Active Galactic Nuclei) and Type II Supernovae (SN II).</w:t>
+      </w:r>
+    </w:p>
+    <w:p>
+      <w:r>
+        <w:t>Each object has:</w:t>
+      </w:r>
+    </w:p>
+    <w:p>
+      <w:pPr>
+        <w:pStyle w:val="ListBullet"/>
+      </w:pPr>
+      <w:r>
+        <w:t>Metadata: redshift (Z, Z_err), extinction (EBV), spectral type (SpecType)</w:t>
+      </w:r>
+    </w:p>
+    <w:p>
+      <w:pPr>
+        <w:pStyle w:val="ListBullet"/>
+      </w:pPr>
+      <w:r>
+        <w:t>Light curves: multi-band (u, g, r, i, z, y) time-series photometry split across 20 data files</w:t>
+      </w:r>
+    </w:p>
+    <w:p>
+      <w:pPr>
+        <w:pStyle w:val="Heading1"/>
+      </w:pPr>
+      <w:r>
+        <w:t>Methodology</w:t>
       </w:r>
     </w:p>
     <w:p>
       <w:pPr>
         <w:pStyle w:val="Heading2"/>
-        <w:rPr>
-          <w:b w:val="0"/>
-          <w:bCs w:val="0"/>
-        </w:rPr>
       </w:pPr>
       <w:r>
+        <w:t>1. Comprehensive Feature Engineering (1,300+ features)</w:t>
+      </w:r>
+    </w:p>
+    <w:p>
+      <w:r>
+        <w:t>The final pipeline extracts over 1,300 features from each object's light curve through a multi-stage process:</w:t>
+      </w:r>
+    </w:p>
+    <w:p>
+      <w:r>
+        <w:t>Data Augmentation: I inject SNR channels (Flux/Flux_err) and Normalized Shape channels (Flux/Amplitude) as virtual bands, expanding the original 6 LSST bands to 18+ channels for feature extraction.</w:t>
+      </w:r>
+    </w:p>
+    <w:p>
+      <w:r>
+        <w:t>Per-Band Features (computed per filter, then pivoted across all channels): statistical features (max, mean, std, count, time span), resampled signal features (FFT power spectrum, rolling std, skewness), physical binning (flux stats in 8 time bins centered on peak), advanced shape features (kurtosis, quantile ratios), gradient features (max rise/decay rates, acceleration), power-law decay fit (log-log regression on post-peak decay, motivated by TDE t^-5/3 theory), Lomb-Scargle periodogram (dominant period power and frequency), integral features (rise/decay area under curve and ratios), and luminosity features (flux converted to absolute luminosity using cosmological distance).</w:t>
+      </w:r>
+    </w:p>
+    <w:p>
+      <w:r>
+        <w:t>Global/Cross-Band Features: TDE asymmetry ratio, robust multi-band stacked features (FWHM, smoothness via Savitzky-Golay filtering), time-matched color features across 9 band pairs for all channel types, and rest-frame kinematics corrected for cosmological time dilation.</w:t>
+      </w:r>
+    </w:p>
+    <w:p>
+      <w:pPr>
+        <w:pStyle w:val="Heading2"/>
+      </w:pPr>
+      <w:r>
+        <w:t>2. Multi-Track GBDT Army</w:t>
+      </w:r>
+    </w:p>
+    <w:p>
+      <w:r>
+        <w:t>Instead of a single model configuration, I train a "GBDT army" — multiple tracks with diverse hyperparameters to maximize ensemble diversity. Each track varies in scale_pos_weight (12-20), random seed, evaluation metric (logloss vs AUC), and learning rate (0.05 vs 0.03).</w:t>
+      </w:r>
+    </w:p>
+    <w:p>
+      <w:r>
+        <w:t>Each track contains 4 model types: XGBoost (histogram-based gradient boosting), LightGBM (leaf-wise gradient boosting), CatBoost (ordered boosting with symmetric trees), and ExtraTrees (randomized splits for complementary diversity). With 9 tracks x 4 models x 5 folds = 180 GBDT models total.</w:t>
+      </w:r>
+    </w:p>
+    <w:p>
+      <w:pPr>
+        <w:pStyle w:val="Heading2"/>
+      </w:pPr>
+      <w:r>
+        <w:t>3. 1D CNN-LSTM on Raw Light Curves</w:t>
+      </w:r>
+    </w:p>
+    <w:p>
+      <w:r>
+        <w:t>To provide genuine architectural diversity beyond tree-based models, I train a 1D CNN-LSTM directly on the resampled multi-band time series. Input is a 12-channel tensor (6 flux + 6 SNR bands), each resampled to 150 uniform time steps with per-channel normalization. The architecture uses multi-scale Inception convolution (kernel 3/7/15), followed by bidirectional LSTM with attention pooling. Training uses AdamW optimizer with CosineAnnealingWarmRestarts scheduler.</w:t>
+      </w:r>
+    </w:p>
+    <w:p>
+      <w:pPr>
+        <w:pStyle w:val="Heading2"/>
+      </w:pPr>
+      <w:r>
+        <w:t>4. Hill Climbing Weight Optimization</w:t>
+      </w:r>
+    </w:p>
+    <w:p>
+      <w:r>
+        <w:t>I use simulated annealing hill climbing (2000 iterations) to find optimal blend weights across all GBDT tracks and the DL model. This explores a much larger weight space than exhaustive grid search.</w:t>
+      </w:r>
+    </w:p>
+    <w:p>
+      <w:pPr>
+        <w:pStyle w:val="Heading2"/>
+      </w:pPr>
+      <w:r>
+        <w:t>5. Disagreement-Based Regional Thresholding</w:t>
+      </w:r>
+    </w:p>
+    <w:p>
+      <w:r>
+        <w:t>Samples where models disagree need different treatment than samples where they agree. I compute pairwise disagreement between model predictions, split samples into Low/Mid/High disagreement regions with optimized boundaries, and optimize classification thresholds independently per region. For extreme disagreement cases, hard-rule arbitration conservatively predicts negative.</w:t>
+      </w:r>
+    </w:p>
+    <w:p>
+      <w:pPr>
+        <w:pStyle w:val="Heading2"/>
+      </w:pPr>
+      <w:r>
+        <w:t>6. Cross-Validation</w:t>
+      </w:r>
+    </w:p>
+    <w:p>
+      <w:pPr>
+        <w:pStyle w:val="ListBullet"/>
+      </w:pPr>
+      <w:r>
+        <w:t>5-fold Stratified K-Fold ensures each fold preserves the TDE class ratio.</w:t>
+      </w:r>
+    </w:p>
+    <w:p>
+      <w:pPr>
+        <w:pStyle w:val="ListBullet"/>
+      </w:pPr>
+      <w:r>
+        <w:t>Each model produces out-of-fold (OOF) predictions used for ensemble optimization.</w:t>
+      </w:r>
+    </w:p>
+    <w:p>
+      <w:pPr>
+        <w:pStyle w:val="ListBullet"/>
+      </w:pPr>
+      <w:r>
+        <w:t>Early stopping (patience=150 rounds) for all gradient boosting models.</w:t>
+      </w:r>
+    </w:p>
+    <w:p>
+      <w:pPr>
+        <w:pStyle w:val="Heading1"/>
+      </w:pPr>
+      <w:r>
+        <w:t>Experiments &amp; Results</w:t>
+      </w:r>
+    </w:p>
+    <w:p>
+      <w:r>
+        <w:t>I explored multiple approaches, progressively improving the pipeline. All scores are F1 on Kaggle's private/public leaderboard.</w:t>
+      </w:r>
+    </w:p>
+    <w:p>
+      <w:pPr>
+        <w:pStyle w:val="Heading2"/>
+      </w:pPr>
+      <w:r>
+        <w:t>Kaggle Submission Results</w:t>
+      </w:r>
+    </w:p>
+    <w:p>
+      <w:r>
+        <w:drawing>
+          <wp:inline xmlns:a="http://schemas.openxmlformats.org/drawingml/2006/main" xmlns:pic="http://schemas.openxmlformats.org/drawingml/2006/picture">
+            <wp:extent cx="5486400" cy="4204324"/>
+            <wp:docPr id="1" name="Picture 1"/>
+            <wp:cNvGraphicFramePr>
+              <a:graphicFrameLocks noChangeAspect="1"/>
+            </wp:cNvGraphicFramePr>
+            <a:graphic>
+              <a:graphicData uri="http://schemas.openxmlformats.org/drawingml/2006/picture">
+                <pic:pic>
+                  <pic:nvPicPr>
+                    <pic:cNvPr id="0" name="image.png"/>
+                    <pic:cNvPicPr/>
+                  </pic:nvPicPr>
+                  <pic:blipFill>
+                    <a:blip r:embed="rId10"/>
+                    <a:stretch>
+                      <a:fillRect/>
+                    </a:stretch>
+                  </pic:blipFill>
+                  <pic:spPr>
+                    <a:xfrm>
+                      <a:off x="0" y="0"/>
+                      <a:ext cx="5486400" cy="4204324"/>
+                    </a:xfrm>
+                    <a:prstGeom prst="rect"/>
+                  </pic:spPr>
+                </pic:pic>
+              </a:graphicData>
+            </a:graphic>
+          </wp:inline>
+        </w:drawing>
+      </w:r>
+    </w:p>
+    <w:p>
+      <w:pPr>
+        <w:pStyle w:val="Heading2"/>
+      </w:pPr>
+      <w:r>
+        <w:t>Approach 1: Baseline Ensemble</w:t>
+      </w:r>
+    </w:p>
+    <w:p>
+      <w:pPr>
+        <w:pStyle w:val="ListBullet"/>
+      </w:pPr>
+      <w:r>
+        <w:t>Features: ~150 hand-crafted features</w:t>
+      </w:r>
+    </w:p>
+    <w:p>
+      <w:pPr>
+        <w:pStyle w:val="ListBullet"/>
+      </w:pPr>
+      <w:r>
+        <w:t>Models: LightGBM, XGBoost, ExtraTrees with 5-fold stratified CV</w:t>
+      </w:r>
+    </w:p>
+    <w:p>
+      <w:pPr>
+        <w:pStyle w:val="ListBullet"/>
+      </w:pPr>
+      <w:r>
+        <w:t>Ensemble: Grid search over weights + threshold optimization</w:t>
+      </w:r>
+    </w:p>
+    <w:tbl>
+      <w:tblPr>
+        <w:tblStyle w:val="TableGrid"/>
+        <w:tblW w:type="auto" w:w="0"/>
+        <w:tblLook w:firstColumn="1" w:firstRow="1" w:lastColumn="0" w:lastRow="0" w:noHBand="0" w:noVBand="1" w:val="04A0"/>
+      </w:tblPr>
+      <w:tblGrid>
+        <w:gridCol w:w="2880"/>
+        <w:gridCol w:w="2880"/>
+        <w:gridCol w:w="2880"/>
+      </w:tblGrid>
+      <w:tr>
+        <w:tc>
+          <w:tcPr>
+            <w:tcW w:type="dxa" w:w="2880"/>
+          </w:tcPr>
+          <w:p>
+            <w:r>
+              <w:t>Submission</w:t>
+            </w:r>
+          </w:p>
+        </w:tc>
+        <w:tc>
+          <w:tcPr>
+            <w:tcW w:type="dxa" w:w="2880"/>
+          </w:tcPr>
+          <w:p>
+            <w:r>
+              <w:t>Private Score</w:t>
+            </w:r>
+          </w:p>
+        </w:tc>
+        <w:tc>
+          <w:tcPr>
+            <w:tcW w:type="dxa" w:w="2880"/>
+          </w:tcPr>
+          <w:p>
+            <w:r>
+              <w:t>Public Score</w:t>
+            </w:r>
+          </w:p>
+        </w:tc>
+      </w:tr>
+      <w:tr>
+        <w:tc>
+          <w:tcPr>
+            <w:tcW w:type="dxa" w:w="2880"/>
+          </w:tcPr>
+          <w:p>
+            <w:r>
+              <w:t>Ensemble (weight-optimized)</w:t>
+            </w:r>
+          </w:p>
+        </w:tc>
+        <w:tc>
+          <w:tcPr>
+            <w:tcW w:type="dxa" w:w="2880"/>
+          </w:tcPr>
+          <w:p>
+            <w:r>
+              <w:t>0.5268</w:t>
+            </w:r>
+          </w:p>
+        </w:tc>
+        <w:tc>
+          <w:tcPr>
+            <w:tcW w:type="dxa" w:w="2880"/>
+          </w:tcPr>
+          <w:p>
+            <w:r>
+              <w:t>0.5539</w:t>
+            </w:r>
+          </w:p>
+        </w:tc>
+      </w:tr>
+    </w:tbl>
+    <w:p>
+      <w:pPr>
+        <w:pStyle w:val="Heading2"/>
+      </w:pPr>
+      <w:r>
+        <w:t>Approach 2: Enhanced Features + Stacking + SMOTE</w:t>
+      </w:r>
+    </w:p>
+    <w:p>
+      <w:pPr>
+        <w:pStyle w:val="ListBullet"/>
+      </w:pPr>
+      <w:r>
+        <w:t>Features: ~267 features — added Bazin fits, structure function, autocorrelation, Stetson K</w:t>
+      </w:r>
+    </w:p>
+    <w:p>
+      <w:pPr>
+        <w:pStyle w:val="ListBullet"/>
+      </w:pPr>
+      <w:r>
+        <w:t>Models: 5-model ensemble with SMOTE + Logistic Regression stacking</w:t>
+      </w:r>
+    </w:p>
+    <w:p>
+      <w:r>
+        <w:t>Did not improve over Approach 1 due to feature noise and overfitting on small TDE sample.</w:t>
+      </w:r>
+    </w:p>
+    <w:p>
+      <w:pPr>
+        <w:pStyle w:val="Heading2"/>
+      </w:pPr>
+      <w:r>
+        <w:t>Approach 3: Feature Selection + Optuna + Pseudo-Labeling</w:t>
+      </w:r>
+    </w:p>
+    <w:p>
+      <w:pPr>
+        <w:pStyle w:val="ListBullet"/>
+      </w:pPr>
+      <w:r>
+        <w:t>Features: Top 60 features via multi-seed LightGBM importance</w:t>
+      </w:r>
+    </w:p>
+    <w:p>
+      <w:pPr>
+        <w:pStyle w:val="ListBullet"/>
+      </w:pPr>
+      <w:r>
+        <w:t>Models: LightGBM, XGBoost, CatBoost with Optuna tuning (50 trials each)</w:t>
+      </w:r>
+    </w:p>
+    <w:p>
+      <w:pPr>
+        <w:pStyle w:val="ListBullet"/>
+      </w:pPr>
+      <w:r>
+        <w:t>SMOTE (k=3) + 2 rounds pseudo-labeling + nested CV threshold selection</w:t>
+      </w:r>
+    </w:p>
+    <w:tbl>
+      <w:tblPr>
+        <w:tblStyle w:val="TableGrid"/>
+        <w:tblW w:type="auto" w:w="0"/>
+        <w:tblLook w:firstColumn="1" w:firstRow="1" w:lastColumn="0" w:lastRow="0" w:noHBand="0" w:noVBand="1" w:val="04A0"/>
+      </w:tblPr>
+      <w:tblGrid>
+        <w:gridCol w:w="2880"/>
+        <w:gridCol w:w="2880"/>
+        <w:gridCol w:w="2880"/>
+      </w:tblGrid>
+      <w:tr>
+        <w:tc>
+          <w:tcPr>
+            <w:tcW w:type="dxa" w:w="2880"/>
+          </w:tcPr>
+          <w:p>
+            <w:r>
+              <w:t>Submission</w:t>
+            </w:r>
+          </w:p>
+        </w:tc>
+        <w:tc>
+          <w:tcPr>
+            <w:tcW w:type="dxa" w:w="2880"/>
+          </w:tcPr>
+          <w:p>
+            <w:r>
+              <w:t>Private Score</w:t>
+            </w:r>
+          </w:p>
+        </w:tc>
+        <w:tc>
+          <w:tcPr>
+            <w:tcW w:type="dxa" w:w="2880"/>
+          </w:tcPr>
+          <w:p>
+            <w:r>
+              <w:t>Public Score</w:t>
+            </w:r>
+          </w:p>
+        </w:tc>
+      </w:tr>
+      <w:tr>
+        <w:tc>
+          <w:tcPr>
+            <w:tcW w:type="dxa" w:w="2880"/>
+          </w:tcPr>
+          <w:p>
+            <w:r>
+              <w:t>3-Model Ensemble</w:t>
+            </w:r>
+          </w:p>
+        </w:tc>
+        <w:tc>
+          <w:tcPr>
+            <w:tcW w:type="dxa" w:w="2880"/>
+          </w:tcPr>
+          <w:p>
+            <w:r>
+              <w:t>0.5481</w:t>
+            </w:r>
+          </w:p>
+        </w:tc>
+        <w:tc>
+          <w:tcPr>
+            <w:tcW w:type="dxa" w:w="2880"/>
+          </w:tcPr>
+          <w:p>
+            <w:r>
+              <w:t>0.5643</w:t>
+            </w:r>
+          </w:p>
+        </w:tc>
+      </w:tr>
+      <w:tr>
+        <w:tc>
+          <w:tcPr>
+            <w:tcW w:type="dxa" w:w="2880"/>
+          </w:tcPr>
+          <w:p>
+            <w:r>
+              <w:t>Pseudo-Label Round 2</w:t>
+            </w:r>
+          </w:p>
+        </w:tc>
+        <w:tc>
+          <w:tcPr>
+            <w:tcW w:type="dxa" w:w="2880"/>
+          </w:tcPr>
+          <w:p>
+            <w:r>
+              <w:t>0.5481</w:t>
+            </w:r>
+          </w:p>
+        </w:tc>
+        <w:tc>
+          <w:tcPr>
+            <w:tcW w:type="dxa" w:w="2880"/>
+          </w:tcPr>
+          <w:p>
+            <w:r>
+              <w:t>0.5643</w:t>
+            </w:r>
+          </w:p>
+        </w:tc>
+      </w:tr>
+    </w:tbl>
+    <w:p>
+      <w:pPr>
+        <w:pStyle w:val="Heading2"/>
+      </w:pPr>
+      <w:r>
+        <w:t>Approach 4: MLP + Multi-Seed Blending</w:t>
+      </w:r>
+    </w:p>
+    <w:p>
+      <w:r>
+        <w:t>Added MLP neural network with multi-seed blending. MLP underperformed tree-based models (Private 0.4573).</w:t>
+      </w:r>
+    </w:p>
+    <w:p>
+      <w:pPr>
+        <w:pStyle w:val="Heading2"/>
+      </w:pPr>
+      <w:r>
+        <w:t>Approach 5: Multi-Track GBDT Army (Best)</w:t>
+      </w:r>
+    </w:p>
+    <w:p>
+      <w:r>
+        <w:t>This approach represents a fundamental redesign of the entire pipeline:</w:t>
+      </w:r>
+    </w:p>
+    <w:p>
+      <w:pPr>
+        <w:pStyle w:val="ListBullet"/>
+      </w:pPr>
+      <w:r>
+        <w:t>Features: 1,300+ features via comprehensive pipeline with channel augmentation</w:t>
+      </w:r>
+    </w:p>
+    <w:p>
+      <w:pPr>
+        <w:pStyle w:val="ListBullet"/>
+      </w:pPr>
+      <w:r>
+        <w:t>GBDT Army: 9 tracks x 4 models (XGB, LGB, CatBoost, ET) = 180 tree models</w:t>
+      </w:r>
+    </w:p>
+    <w:p>
+      <w:pPr>
+        <w:pStyle w:val="ListBullet"/>
+      </w:pPr>
+      <w:r>
+        <w:t>1D CNN-LSTM: Multi-scale Inception + BiLSTM + Attention on 12-channel resampled light curves</w:t>
+      </w:r>
+    </w:p>
+    <w:p>
+      <w:pPr>
+        <w:pStyle w:val="ListBullet"/>
+      </w:pPr>
+      <w:r>
+        <w:t>Hill Climbing optimizer for blend weights (2000 iterations)</w:t>
+      </w:r>
+    </w:p>
+    <w:p>
+      <w:pPr>
+        <w:pStyle w:val="ListBullet"/>
+      </w:pPr>
+      <w:r>
+        <w:t>Disagreement-based regional thresholding with hard-rule arbitration</w:t>
+      </w:r>
+    </w:p>
+    <w:tbl>
+      <w:tblPr>
+        <w:tblStyle w:val="TableGrid"/>
+        <w:tblW w:type="auto" w:w="0"/>
+        <w:tblLook w:firstColumn="1" w:firstRow="1" w:lastColumn="0" w:lastRow="0" w:noHBand="0" w:noVBand="1" w:val="04A0"/>
+      </w:tblPr>
+      <w:tblGrid>
+        <w:gridCol w:w="2880"/>
+        <w:gridCol w:w="2880"/>
+        <w:gridCol w:w="2880"/>
+      </w:tblGrid>
+      <w:tr>
+        <w:tc>
+          <w:tcPr>
+            <w:tcW w:type="dxa" w:w="2880"/>
+          </w:tcPr>
+          <w:p>
+            <w:r>
+              <w:t>Submission</w:t>
+            </w:r>
+          </w:p>
+        </w:tc>
+        <w:tc>
+          <w:tcPr>
+            <w:tcW w:type="dxa" w:w="2880"/>
+          </w:tcPr>
+          <w:p>
+            <w:r>
+              <w:t>Private Score</w:t>
+            </w:r>
+          </w:p>
+        </w:tc>
+        <w:tc>
+          <w:tcPr>
+            <w:tcW w:type="dxa" w:w="2880"/>
+          </w:tcPr>
+          <w:p>
+            <w:r>
+              <w:t>Public Score</w:t>
+            </w:r>
+          </w:p>
+        </w:tc>
+      </w:tr>
+      <w:tr>
+        <w:tc>
+          <w:tcPr>
+            <w:tcW w:type="dxa" w:w="2880"/>
+          </w:tcPr>
+          <w:p>
+            <w:r>
+              <w:t>GBDT Army (5 tracks)</w:t>
+            </w:r>
+          </w:p>
+        </w:tc>
+        <w:tc>
+          <w:tcPr>
+            <w:tcW w:type="dxa" w:w="2880"/>
+          </w:tcPr>
+          <w:p>
+            <w:r>
+              <w:t>0.5731</w:t>
+            </w:r>
+          </w:p>
+        </w:tc>
+        <w:tc>
+          <w:tcPr>
+            <w:tcW w:type="dxa" w:w="2880"/>
+          </w:tcPr>
+          <w:p>
+            <w:r>
+              <w:t>0.6628</w:t>
+            </w:r>
+          </w:p>
+        </w:tc>
+      </w:tr>
+      <w:tr>
+        <w:tc>
+          <w:tcPr>
+            <w:tcW w:type="dxa" w:w="2880"/>
+          </w:tcPr>
+          <w:p>
+            <w:r>
+              <w:t>GBDT Army (9 tracks + feat selection)</w:t>
+            </w:r>
+          </w:p>
+        </w:tc>
+        <w:tc>
+          <w:tcPr>
+            <w:tcW w:type="dxa" w:w="2880"/>
+          </w:tcPr>
+          <w:p>
+            <w:r>
+              <w:t>0.5708</w:t>
+            </w:r>
+          </w:p>
+        </w:tc>
+        <w:tc>
+          <w:tcPr>
+            <w:tcW w:type="dxa" w:w="2880"/>
+          </w:tcPr>
+          <w:p>
+            <w:r>
+              <w:t>0.5848</w:t>
+            </w:r>
+          </w:p>
+        </w:tc>
+      </w:tr>
+    </w:tbl>
+    <w:p>
+      <w:pPr>
+        <w:pStyle w:val="Heading2"/>
+      </w:pPr>
+      <w:r>
+        <w:t>Summary</w:t>
+      </w:r>
+    </w:p>
+    <w:tbl>
+      <w:tblPr>
+        <w:tblStyle w:val="TableGrid"/>
+        <w:tblW w:type="auto" w:w="0"/>
+        <w:tblLook w:firstColumn="1" w:firstRow="1" w:lastColumn="0" w:lastRow="0" w:noHBand="0" w:noVBand="1" w:val="04A0"/>
+      </w:tblPr>
+      <w:tblGrid>
+        <w:gridCol w:w="2160"/>
+        <w:gridCol w:w="2160"/>
+        <w:gridCol w:w="2160"/>
+        <w:gridCol w:w="2160"/>
+      </w:tblGrid>
+      <w:tr>
+        <w:tc>
+          <w:tcPr>
+            <w:tcW w:type="dxa" w:w="2160"/>
+          </w:tcPr>
+          <w:p>
+            <w:r>
+              <w:t>Approach</w:t>
+            </w:r>
+          </w:p>
+        </w:tc>
+        <w:tc>
+          <w:tcPr>
+            <w:tcW w:type="dxa" w:w="2160"/>
+          </w:tcPr>
+          <w:p>
+            <w:r>
+              <w:t>Best Private</w:t>
+            </w:r>
+          </w:p>
+        </w:tc>
+        <w:tc>
+          <w:tcPr>
+            <w:tcW w:type="dxa" w:w="2160"/>
+          </w:tcPr>
+          <w:p>
+            <w:r>
+              <w:t>Best Public</w:t>
+            </w:r>
+          </w:p>
+        </w:tc>
+        <w:tc>
+          <w:tcPr>
+            <w:tcW w:type="dxa" w:w="2160"/>
+          </w:tcPr>
+          <w:p>
+            <w:r>
+              <w:t>Key Technique</w:t>
+            </w:r>
+          </w:p>
+        </w:tc>
+      </w:tr>
+      <w:tr>
+        <w:tc>
+          <w:tcPr>
+            <w:tcW w:type="dxa" w:w="2160"/>
+          </w:tcPr>
+          <w:p>
+            <w:r>
+              <w:t>Baseline Ensemble</w:t>
+            </w:r>
+          </w:p>
+        </w:tc>
+        <w:tc>
+          <w:tcPr>
+            <w:tcW w:type="dxa" w:w="2160"/>
+          </w:tcPr>
+          <w:p>
+            <w:r>
+              <w:t>0.5268</w:t>
+            </w:r>
+          </w:p>
+        </w:tc>
+        <w:tc>
+          <w:tcPr>
+            <w:tcW w:type="dxa" w:w="2160"/>
+          </w:tcPr>
+          <w:p>
+            <w:r>
+              <w:t>0.5539</w:t>
+            </w:r>
+          </w:p>
+        </w:tc>
+        <w:tc>
+          <w:tcPr>
+            <w:tcW w:type="dxa" w:w="2160"/>
+          </w:tcPr>
+          <w:p>
+            <w:r>
+              <w:t>Weight-optimized 3-model ensemble</w:t>
+            </w:r>
+          </w:p>
+        </w:tc>
+      </w:tr>
+      <w:tr>
+        <w:tc>
+          <w:tcPr>
+            <w:tcW w:type="dxa" w:w="2160"/>
+          </w:tcPr>
+          <w:p>
+            <w:r>
+              <w:t>Enhanced + Stacking</w:t>
+            </w:r>
+          </w:p>
+        </w:tc>
+        <w:tc>
+          <w:tcPr>
+            <w:tcW w:type="dxa" w:w="2160"/>
+          </w:tcPr>
+          <w:p>
+            <w:r>
+              <w:t>~0.5268</w:t>
+            </w:r>
+          </w:p>
+        </w:tc>
+        <w:tc>
+          <w:tcPr>
+            <w:tcW w:type="dxa" w:w="2160"/>
+          </w:tcPr>
+          <w:p>
+            <w:r>
+              <w:t>~0.5539</w:t>
+            </w:r>
+          </w:p>
+        </w:tc>
+        <w:tc>
+          <w:tcPr>
+            <w:tcW w:type="dxa" w:w="2160"/>
+          </w:tcPr>
+          <w:p>
+            <w:r>
+              <w:t>SMOTE + 5-model stacking</w:t>
+            </w:r>
+          </w:p>
+        </w:tc>
+      </w:tr>
+      <w:tr>
+        <w:tc>
+          <w:tcPr>
+            <w:tcW w:type="dxa" w:w="2160"/>
+          </w:tcPr>
+          <w:p>
+            <w:r>
+              <w:t>Feature Sel + Optuna + PL</w:t>
+            </w:r>
+          </w:p>
+        </w:tc>
+        <w:tc>
+          <w:tcPr>
+            <w:tcW w:type="dxa" w:w="2160"/>
+          </w:tcPr>
+          <w:p>
+            <w:r>
+              <w:t>0.5481</w:t>
+            </w:r>
+          </w:p>
+        </w:tc>
+        <w:tc>
+          <w:tcPr>
+            <w:tcW w:type="dxa" w:w="2160"/>
+          </w:tcPr>
+          <w:p>
+            <w:r>
+              <w:t>0.5643</w:t>
+            </w:r>
+          </w:p>
+        </w:tc>
+        <w:tc>
+          <w:tcPr>
+            <w:tcW w:type="dxa" w:w="2160"/>
+          </w:tcPr>
+          <w:p>
+            <w:r>
+              <w:t>Feature selection + HPO + pseudo-labeling</w:t>
+            </w:r>
+          </w:p>
+        </w:tc>
+      </w:tr>
+      <w:tr>
+        <w:tc>
+          <w:tcPr>
+            <w:tcW w:type="dxa" w:w="2160"/>
+          </w:tcPr>
+          <w:p>
+            <w:r>
+              <w:t>MLP + Multi-Seed</w:t>
+            </w:r>
+          </w:p>
+        </w:tc>
+        <w:tc>
+          <w:tcPr>
+            <w:tcW w:type="dxa" w:w="2160"/>
+          </w:tcPr>
+          <w:p>
+            <w:r>
+              <w:t>0.4573</w:t>
+            </w:r>
+          </w:p>
+        </w:tc>
+        <w:tc>
+          <w:tcPr>
+            <w:tcW w:type="dxa" w:w="2160"/>
+          </w:tcPr>
+          <w:p>
+            <w:r>
+              <w:t>0.4545</w:t>
+            </w:r>
+          </w:p>
+        </w:tc>
+        <w:tc>
+          <w:tcPr>
+            <w:tcW w:type="dxa" w:w="2160"/>
+          </w:tcPr>
+          <w:p>
+            <w:r>
+              <w:t>Neural network + multi-seed blending</w:t>
+            </w:r>
+          </w:p>
+        </w:tc>
+      </w:tr>
+      <w:tr>
+        <w:tc>
+          <w:tcPr>
+            <w:tcW w:type="dxa" w:w="2160"/>
+          </w:tcPr>
+          <w:p>
+            <w:r>
+              <w:t>Multi-Track GBDT Army</w:t>
+            </w:r>
+          </w:p>
+        </w:tc>
+        <w:tc>
+          <w:tcPr>
+            <w:tcW w:type="dxa" w:w="2160"/>
+          </w:tcPr>
+          <w:p>
+            <w:r>
+              <w:t>0.5731</w:t>
+            </w:r>
+          </w:p>
+        </w:tc>
+        <w:tc>
+          <w:tcPr>
+            <w:tcW w:type="dxa" w:w="2160"/>
+          </w:tcPr>
+          <w:p>
+            <w:r>
+              <w:t>0.6628</w:t>
+            </w:r>
+          </w:p>
+        </w:tc>
+        <w:tc>
+          <w:tcPr>
+            <w:tcW w:type="dxa" w:w="2160"/>
+          </w:tcPr>
+          <w:p>
+            <w:r>
+              <w:t>Comprehensive features + GBDT army</w:t>
+            </w:r>
+          </w:p>
+        </w:tc>
+      </w:tr>
+    </w:tbl>
+    <w:p/>
+    <w:p>
+      <w:r>
         <w:rPr>
-          <w:b w:val="0"/>
-          <w:bCs w:val="0"/>
+          <w:b/>
         </w:rPr>
+        <w:t>Best result: Public F1 = 0.6628, Private F1 = 0.5731</w:t>
+      </w:r>
+      <w:r>
+        <w:t xml:space="preserve"> achieved by the Approach 5 multi-track GBDT army.</w:t>
+      </w:r>
+    </w:p>
+    <w:p>
+      <w:pPr>
+        <w:pStyle w:val="Heading2"/>
+      </w:pPr>
+      <w:r>
         <w:t>Key Takeaways</w:t>
       </w:r>
     </w:p>
@@ -2309,7 +2658,7 @@
         <w:pStyle w:val="ListBullet"/>
       </w:pPr>
       <w:r>
-        <w:t>Feature selection &gt; feature quantity: Reducing from 267 to 60 features improved generalization</w:t>
+        <w:t>Comprehensive feature engineering is the single largest driver of improvement: expanding from 150 to 1,300+ features with domain-specific transforms provided the biggest score jump (+0.10 on public F1).</w:t>
       </w:r>
     </w:p>
     <w:p>
@@ -2317,15 +2666,7 @@
         <w:pStyle w:val="ListBullet"/>
       </w:pPr>
       <w:r>
-        <w:t xml:space="preserve">Hyperparameter tuning matters: Optuna-tuned models significantly outperformed </w:t>
-      </w:r>
-      <w:proofErr w:type="gramStart"/>
-      <w:r>
-        <w:t>manually-tuned</w:t>
-      </w:r>
-      <w:proofErr w:type="gramEnd"/>
-      <w:r>
-        <w:t xml:space="preserve"> ones</w:t>
+        <w:t>Channel augmentation amplifies feature diversity: injecting SNR and normalized shape channels before feature extraction effectively triples the feature space.</w:t>
       </w:r>
     </w:p>
     <w:p>
@@ -2333,7 +2674,7 @@
         <w:pStyle w:val="ListBullet"/>
       </w:pPr>
       <w:r>
-        <w:t>Pseudo-labeling helped slightly: Round 2 matched the base ensemble; Round 1 was close</w:t>
+        <w:t>Multi-track diversity beats single-config tuning: varying scale_pos_weight, evaluation metric, and learning rate across tracks creates genuine ensemble diversity.</w:t>
       </w:r>
     </w:p>
     <w:p>
@@ -2341,7 +2682,7 @@
         <w:pStyle w:val="ListBullet"/>
       </w:pPr>
       <w:r>
-        <w:t>Tree-based models dominate: XGBoost was the strongest single model; MLP was the weakest</w:t>
+        <w:t>Feature selection requires caution: aggressive filtering slightly hurt generalization, as some low-importance features contributed useful signal in combination.</w:t>
       </w:r>
     </w:p>
     <w:p>
@@ -2349,7 +2690,7 @@
         <w:pStyle w:val="ListBullet"/>
       </w:pPr>
       <w:r>
-        <w:t>CatBoost underperformed relative to LightGBM and XGBoost on this task</w:t>
+        <w:t>Threshold optimization is critical for imbalanced classification — optimal threshold was far below 0.5.</w:t>
       </w:r>
     </w:p>
     <w:p>
@@ -2357,22 +2698,62 @@
         <w:pStyle w:val="ListBullet"/>
       </w:pPr>
       <w:r>
-        <w:t>Threshold optimization is critical: Optimal threshold was far below 0.5</w:t>
+        <w:t>Tree-based models dominate on tabular astronomical features: XGBoost and LightGBM consistently outperform neural networks when features are well-engineered.</w:t>
       </w:r>
     </w:p>
     <w:p>
       <w:pPr>
         <w:pStyle w:val="Heading1"/>
-        <w:rPr>
-          <w:b w:val="0"/>
-          <w:bCs w:val="0"/>
-        </w:rPr>
       </w:pPr>
       <w:r>
-        <w:rPr>
-          <w:b w:val="0"/>
-          <w:bCs w:val="0"/>
-        </w:rPr>
+        <w:t>Analysis</w:t>
+      </w:r>
+    </w:p>
+    <w:p>
+      <w:pPr>
+        <w:pStyle w:val="ListBullet"/>
+      </w:pPr>
+      <w:r>
+        <w:t>Class imbalance is the central challenge: only ~2% of training objects are TDEs. F1 score focuses on the minority class. Threshold optimization on OOF predictions is essential.</w:t>
+      </w:r>
+    </w:p>
+    <w:p>
+      <w:pPr>
+        <w:pStyle w:val="ListBullet"/>
+      </w:pPr>
+      <w:r>
+        <w:t>TDEs have distinctive light curve morphology: rapid flux rise followed by a power-law decline, which differs from the stochastic variability of AGN and the plateau behavior of SN II.</w:t>
+      </w:r>
+    </w:p>
+    <w:p>
+      <w:pPr>
+        <w:pStyle w:val="ListBullet"/>
+      </w:pPr>
+      <w:r>
+        <w:t>Multi-band color evolution matters: TDEs show characteristic blue color that evolves over time, captured by cross-filter peak delays and color features.</w:t>
+      </w:r>
+    </w:p>
+    <w:p>
+      <w:pPr>
+        <w:pStyle w:val="ListBullet"/>
+      </w:pPr>
+      <w:r>
+        <w:t>Redshift normalization is physically motivated: dividing flux-based features by redshift accounts for distance effects, making features more comparable across objects at different distances.</w:t>
+      </w:r>
+    </w:p>
+    <w:p>
+      <w:pPr>
+        <w:pStyle w:val="ListBullet"/>
+      </w:pPr>
+      <w:r>
+        <w:t>Ensemble diversity improves robustness: combining models with different architectures, hyperparameters, and optimization targets creates a more robust final prediction than any single model.</w:t>
+      </w:r>
+    </w:p>
+    <w:p>
+      <w:pPr>
+        <w:pStyle w:val="Heading1"/>
+      </w:pPr>
+      <w:r>
         <w:t>Dependencies</w:t>
       </w:r>
     </w:p>
@@ -2421,7 +2802,7 @@
         <w:pStyle w:val="ListBullet"/>
       </w:pPr>
       <w:r>
-        <w:t>matplotlib</w:t>
+        <w:t>catboost</w:t>
       </w:r>
     </w:p>
     <w:p>
@@ -2429,23 +2810,7 @@
         <w:pStyle w:val="ListBullet"/>
       </w:pPr>
       <w:r>
-        <w:t>tqdm</w:t>
-      </w:r>
-    </w:p>
-    <w:p>
-      <w:pPr>
-        <w:pStyle w:val="Heading1"/>
-        <w:rPr>
-          <w:b w:val="0"/>
-          <w:bCs w:val="0"/>
-        </w:rPr>
-      </w:pPr>
-      <w:r>
-        <w:rPr>
-          <w:b w:val="0"/>
-          <w:bCs w:val="0"/>
-        </w:rPr>
-        <w:t>Analysis</w:t>
+        <w:t>pytorch</w:t>
       </w:r>
     </w:p>
     <w:p>
@@ -2453,7 +2818,7 @@
         <w:pStyle w:val="ListBullet"/>
       </w:pPr>
       <w:r>
-        <w:t>Class imbalance is the central challenge: only ~2% of training objects are TDEs. Standard accuracy metrics would be misleading; F1 score focuses on the minority class. Threshold optimization on OOF predictions is essential.</w:t>
+        <w:t>astropy</w:t>
       </w:r>
     </w:p>
     <w:p>
@@ -2461,32 +2826,7 @@
         <w:pStyle w:val="ListBullet"/>
       </w:pPr>
       <w:r>
-        <w:t>TDEs have distinctive light curve morphology: rapid flux rise followed by a power-law decline, which differs from the stochastic variability of AGN and the plateau behavior of SN II.</w:t>
-      </w:r>
-    </w:p>
-    <w:p>
-      <w:pPr>
-        <w:pStyle w:val="ListBullet"/>
-      </w:pPr>
-      <w:r>
-        <w:t>Multi-band color evolution matters: TDEs show characteristic blue color that evolves over time, captured by cross-filter peak delays and color features.</w:t>
-      </w:r>
-    </w:p>
-    <w:p>
-      <w:pPr>
-        <w:pStyle w:val="ListBullet"/>
-      </w:pPr>
-      <w:r>
-        <w:t>Redshift normalization is physically motivated: dividing flux-based features by redshift accounts for distance effects, making features more comparable across objects at different distances.</w:t>
-      </w:r>
-    </w:p>
-    <w:p>
-      <w:pPr>
-        <w:pStyle w:val="ListBullet"/>
-      </w:pPr>
-      <w:r>
-        <w:lastRenderedPageBreak/>
-        <w:t>Ensemble diversity improves robustness: LightGBM and XGBoost learn similar gradient-boosted patterns but differ in regularization and splitting strategies, while ExtraTrees provides a complementary randomized approach.</w:t>
+        <w:t>matplotlib, tqdm, joblib</w:t>
       </w:r>
     </w:p>
     <w:sectPr>
